--- a/resources/dist/mapmaker/sheets/presidential-elections-1796-1800-student-sheet-es.docx
+++ b/resources/dist/mapmaker/sheets/presidential-elections-1796-1800-student-sheet-es.docx
@@ -64,7 +64,7 @@
         </w:rPr>
         <w:t xml:space="preserve">Abre el mapa en MapMaker: </w:t>
       </w:r>
-      <w:hyperlink w:history="1" r:id="rIdyginnfbhdydrmiidcntfa">
+      <w:hyperlink w:history="1" r:id="rIdvx1m3jy1n-r6ibqptdz6d">
         <w:r>
           <w:rPr>
             <w:i/>

--- a/resources/dist/mapmaker/sheets/presidential-elections-1796-1800-student-sheet-es.docx
+++ b/resources/dist/mapmaker/sheets/presidential-elections-1796-1800-student-sheet-es.docx
@@ -64,7 +64,7 @@
         </w:rPr>
         <w:t xml:space="preserve">Abre el mapa en MapMaker: </w:t>
       </w:r>
-      <w:hyperlink w:history="1" r:id="rIdvx1m3jy1n-r6ibqptdz6d">
+      <w:hyperlink w:history="1" r:id="rIddozwexv2rwi4pi8kigeoh">
         <w:r>
           <w:rPr>
             <w:i/>

--- a/resources/dist/mapmaker/sheets/presidential-elections-1796-1800-student-sheet-es.docx
+++ b/resources/dist/mapmaker/sheets/presidential-elections-1796-1800-student-sheet-es.docx
@@ -64,7 +64,7 @@
         </w:rPr>
         <w:t xml:space="preserve">Abre el mapa en MapMaker: </w:t>
       </w:r>
-      <w:hyperlink w:history="1" r:id="rIddozwexv2rwi4pi8kigeoh">
+      <w:hyperlink w:history="1" r:id="rIdprl5gphv-ovtbuouo89kg">
         <w:r>
           <w:rPr>
             <w:i/>
@@ -800,7 +800,7 @@
       <w:pStyle w:val="Credits"/>
     </w:pPr>
     <w:r>
-      <w:t xml:space="preserve">Partidos políticos y poder federal, 1796–1819, 0.7.0.</w:t>
+      <w:t xml:space="preserve">Partidos políticos y poder federal, 1796–1819, 0.7.1.</w:t>
     </w:r>
   </w:p>
 </w:ftr>

--- a/resources/dist/mapmaker/sheets/presidential-elections-1796-1800-student-sheet-es.docx
+++ b/resources/dist/mapmaker/sheets/presidential-elections-1796-1800-student-sheet-es.docx
@@ -55,7 +55,7 @@
     </w:p>
     <w:p>
       <w:pPr>
-        <w:spacing w:after="40"/>
+        <w:spacing w:after="160"/>
       </w:pPr>
       <w:r>
         <w:rPr>
@@ -64,7 +64,7 @@
         </w:rPr>
         <w:t xml:space="preserve">Abre el mapa en MapMaker: </w:t>
       </w:r>
-      <w:hyperlink w:history="1" r:id="rIdprl5gphv-ovtbuouo89kg">
+      <w:hyperlink w:history="1" r:id="rIduobbq-qc1-tabxy2nx-ho">
         <w:r>
           <w:rPr>
             <w:i/>
@@ -78,15 +78,6 @@
     </w:p>
     <w:p>
       <w:pPr>
-        <w:pStyle w:val="Credits"/>
-        <w:spacing w:after="160"/>
-      </w:pPr>
-      <w:r>
-        <w:t xml:space="preserve">Dirección del mapa: https://mpmkr.maps.arcgis.com/apps/instant/atlas/index.html?appid=0cd1cdee853c413a84bfe4b9a6931f0d&amp;webmap=6173219d9cd84812bcd4fed859b2c182</w:t>
-      </w:r>
-    </w:p>
-    <w:p>
-      <w:pPr>
         <w:pStyle w:val="Heading2"/>
         <w:spacing w:after="20" w:before="80"/>
       </w:pPr>
@@ -726,19 +717,6 @@
       </w:pPr>
       <w:r>
         <w:t xml:space="preserve"/>
-      </w:r>
-    </w:p>
-    <w:p>
-      <w:pPr>
-        <w:pStyle w:val="Credits"/>
-        <w:spacing w:before="60" w:line="190"/>
-      </w:pPr>
-      <w:r>
-        <w:rPr>
-          <w:sz w:val="16"/>
-          <w:szCs w:val="16"/>
-        </w:rPr>
-        <w:t xml:space="preserve">Datos del mapa: National Archives (Electoral College results); state outlines from Natural Earth; National Archives (Milestone Documents).</w:t>
       </w:r>
     </w:p>
     <w:sectPr>

--- a/resources/dist/mapmaker/sheets/presidential-elections-1796-1800-student-sheet-es.docx
+++ b/resources/dist/mapmaker/sheets/presidential-elections-1796-1800-student-sheet-es.docx
@@ -64,7 +64,7 @@
         </w:rPr>
         <w:t xml:space="preserve">Abre el mapa en MapMaker: </w:t>
       </w:r>
-      <w:hyperlink w:history="1" r:id="rIduobbq-qc1-tabxy2nx-ho">
+      <w:hyperlink w:history="1" r:id="rIdloqukmhraj6gb3_gvlh-h">
         <w:r>
           <w:rPr>
             <w:i/>

--- a/resources/dist/mapmaker/sheets/presidential-elections-1796-1800-student-sheet-es.docx
+++ b/resources/dist/mapmaker/sheets/presidential-elections-1796-1800-student-sheet-es.docx
@@ -64,7 +64,7 @@
         </w:rPr>
         <w:t xml:space="preserve">Abre el mapa en MapMaker: </w:t>
       </w:r>
-      <w:hyperlink w:history="1" r:id="rIdloqukmhraj6gb3_gvlh-h">
+      <w:hyperlink w:history="1" r:id="rIdbi58m2hy9sgrltbnq8ttc">
         <w:r>
           <w:rPr>
             <w:i/>
@@ -778,7 +778,7 @@
       <w:pStyle w:val="Credits"/>
     </w:pPr>
     <w:r>
-      <w:t xml:space="preserve">Partidos políticos y poder federal, 1796–1819, 0.7.1.</w:t>
+      <w:t xml:space="preserve">Partidos políticos y poder federal, 1796–1819, 0.7.2.</w:t>
     </w:r>
   </w:p>
 </w:ftr>

--- a/resources/dist/mapmaker/sheets/presidential-elections-1796-1800-student-sheet-es.docx
+++ b/resources/dist/mapmaker/sheets/presidential-elections-1796-1800-student-sheet-es.docx
@@ -64,7 +64,7 @@
         </w:rPr>
         <w:t xml:space="preserve">Abre el mapa en MapMaker: </w:t>
       </w:r>
-      <w:hyperlink w:history="1" r:id="rIdbi58m2hy9sgrltbnq8ttc">
+      <w:hyperlink w:history="1" r:id="rIdftc6oo-4ruisd2jlsapgf">
         <w:r>
           <w:rPr>
             <w:i/>

--- a/resources/dist/mapmaker/sheets/presidential-elections-1796-1800-student-sheet-es.docx
+++ b/resources/dist/mapmaker/sheets/presidential-elections-1796-1800-student-sheet-es.docx
@@ -64,7 +64,7 @@
         </w:rPr>
         <w:t xml:space="preserve">Abre el mapa en MapMaker: </w:t>
       </w:r>
-      <w:hyperlink w:history="1" r:id="rIdftc6oo-4ruisd2jlsapgf">
+      <w:hyperlink w:history="1" r:id="rIdd8urjursshzus0bxdapr3">
         <w:r>
           <w:rPr>
             <w:i/>

--- a/resources/dist/mapmaker/sheets/presidential-elections-1796-1800-student-sheet-es.docx
+++ b/resources/dist/mapmaker/sheets/presidential-elections-1796-1800-student-sheet-es.docx
@@ -64,7 +64,7 @@
         </w:rPr>
         <w:t xml:space="preserve">Abre el mapa en MapMaker: </w:t>
       </w:r>
-      <w:hyperlink w:history="1" r:id="rIdd8urjursshzus0bxdapr3">
+      <w:hyperlink w:history="1" r:id="rIdmgc1wyj6qdph_s_fkjqt3">
         <w:r>
           <w:rPr>
             <w:i/>
